--- a/templates/Пропуск_индивидуальный_19.17.1.docx
+++ b/templates/Пропуск_индивидуальный_19.17.1.docx
@@ -18,6 +18,7 @@
     </w:p>
     <w:p>
       <w:pPr>
+        <w:spacing w:before="240"/>
         <w:rPr>
           <w:lang w:val="ru-RU"/>
         </w:rPr>
@@ -27,6 +28,12 @@
           <w:lang w:val="ru-RU"/>
         </w:rPr>
         <w:t xml:space="preserve">Область, район, объект: </w:t>
+      </w:r>
+      <w:r>
+        <w:rPr>
+          <w:lang w:val="ru-RU"/>
+        </w:rPr>
+        <w:t xml:space="preserve">Гомельская область, </w:t>
       </w:r>
       <w:r>
         <w:rPr>
@@ -75,6 +82,7 @@
     </w:p>
     <w:p>
       <w:pPr>
+        <w:spacing w:before="240"/>
         <w:rPr>
           <w:lang w:val="ru-RU"/>
         </w:rPr>
@@ -171,6 +179,7 @@
     </w:p>
     <w:p>
       <w:pPr>
+        <w:spacing w:before="240"/>
         <w:rPr>
           <w:b/>
           <w:bCs/>
@@ -226,6 +235,7 @@
     </w:p>
     <w:p>
       <w:pPr>
+        <w:spacing w:before="240"/>
         <w:rPr>
           <w:lang w:val="ru-RU"/>
         </w:rPr>
@@ -258,6 +268,7 @@
     </w:p>
     <w:p>
       <w:pPr>
+        <w:spacing w:before="240"/>
         <w:rPr>
           <w:lang w:val="ru-RU"/>
         </w:rPr>
@@ -315,7 +326,7 @@
     </w:p>
     <w:p>
       <w:pPr>
-        <w:spacing w:before="80"/>
+        <w:spacing w:before="240"/>
         <w:rPr>
           <w:lang w:val="ru-RU"/>
         </w:rPr>
